--- a/data/outputs/v2/General_Science/SS1.6_Plant_Growth_and_Development/General_Science_Plant_Growth_and_Development_FinalExplanation_TeacherKey.docx
+++ b/data/outputs/v2/General_Science/SS1.6_Plant_Growth_and_Development/General_Science_Plant_Growth_and_Development_FinalExplanation_TeacherKey.docx
@@ -2187,7 +2187,7 @@
         </w:rPr>
         <w:t xml:space="preserve">© 2026 SeaVuria and ARES. This work is licensed under a </w:t>
       </w:r>
-      <w:hyperlink w:history="1" r:id="rIdqniwblgvupopoqrag5un4">
+      <w:hyperlink w:history="1" r:id="rIdgs5nqjbqtoq9vuzm4hn-c">
         <w:r>
           <w:rPr>
             <w:rFonts w:ascii="Arial" w:cs="Arial" w:eastAsia="Arial" w:hAnsi="Arial"/>
@@ -2207,7 +2207,7 @@
         </w:rPr>
         <w:t xml:space="preserve"> (</w:t>
       </w:r>
-      <w:hyperlink w:history="1" r:id="rIdvrkbovr--jcepelmsvkmp">
+      <w:hyperlink w:history="1" r:id="rIdvq0kmuepk-pym8gb145wo">
         <w:r>
           <w:rPr>
             <w:rFonts w:ascii="Arial" w:cs="Arial" w:eastAsia="Arial" w:hAnsi="Arial"/>
@@ -2227,7 +2227,7 @@
         </w:rPr>
         <w:t xml:space="preserve">). To view a copy of this license, visit </w:t>
       </w:r>
-      <w:hyperlink w:history="1" r:id="rIdsw_jnx_dj05_ol0ggt3kf">
+      <w:hyperlink w:history="1" r:id="rIdvzglt9o7njxm7d5ra46a2">
         <w:r>
           <w:rPr>
             <w:rFonts w:ascii="Arial" w:cs="Arial" w:eastAsia="Arial" w:hAnsi="Arial"/>

--- a/data/outputs/v2/General_Science/SS1.6_Plant_Growth_and_Development/General_Science_Plant_Growth_and_Development_FinalExplanation_TeacherKey.docx
+++ b/data/outputs/v2/General_Science/SS1.6_Plant_Growth_and_Development/General_Science_Plant_Growth_and_Development_FinalExplanation_TeacherKey.docx
@@ -2187,7 +2187,7 @@
         </w:rPr>
         <w:t xml:space="preserve">© 2026 SeaVuria and ARES. This work is licensed under a </w:t>
       </w:r>
-      <w:hyperlink w:history="1" r:id="rIdgs5nqjbqtoq9vuzm4hn-c">
+      <w:hyperlink w:history="1" r:id="rIdukehus_kdbnteef7yndnk">
         <w:r>
           <w:rPr>
             <w:rFonts w:ascii="Arial" w:cs="Arial" w:eastAsia="Arial" w:hAnsi="Arial"/>
@@ -2207,7 +2207,7 @@
         </w:rPr>
         <w:t xml:space="preserve"> (</w:t>
       </w:r>
-      <w:hyperlink w:history="1" r:id="rIdvq0kmuepk-pym8gb145wo">
+      <w:hyperlink w:history="1" r:id="rIdi1npwzpvbe532webmzvgp">
         <w:r>
           <w:rPr>
             <w:rFonts w:ascii="Arial" w:cs="Arial" w:eastAsia="Arial" w:hAnsi="Arial"/>
@@ -2227,7 +2227,7 @@
         </w:rPr>
         <w:t xml:space="preserve">). To view a copy of this license, visit </w:t>
       </w:r>
-      <w:hyperlink w:history="1" r:id="rIdvzglt9o7njxm7d5ra46a2">
+      <w:hyperlink w:history="1" r:id="rIdrwofqajbs-pankegf9dvm">
         <w:r>
           <w:rPr>
             <w:rFonts w:ascii="Arial" w:cs="Arial" w:eastAsia="Arial" w:hAnsi="Arial"/>

--- a/data/outputs/v2/General_Science/SS1.6_Plant_Growth_and_Development/General_Science_Plant_Growth_and_Development_FinalExplanation_TeacherKey.docx
+++ b/data/outputs/v2/General_Science/SS1.6_Plant_Growth_and_Development/General_Science_Plant_Growth_and_Development_FinalExplanation_TeacherKey.docx
@@ -2187,7 +2187,7 @@
         </w:rPr>
         <w:t xml:space="preserve">© 2026 SeaVuria and ARES. This work is licensed under a </w:t>
       </w:r>
-      <w:hyperlink w:history="1" r:id="rIdukehus_kdbnteef7yndnk">
+      <w:hyperlink w:history="1" r:id="rIdlgwhzdoqspisy5rabma1u">
         <w:r>
           <w:rPr>
             <w:rFonts w:ascii="Arial" w:cs="Arial" w:eastAsia="Arial" w:hAnsi="Arial"/>
@@ -2207,7 +2207,7 @@
         </w:rPr>
         <w:t xml:space="preserve"> (</w:t>
       </w:r>
-      <w:hyperlink w:history="1" r:id="rIdi1npwzpvbe532webmzvgp">
+      <w:hyperlink w:history="1" r:id="rIdnf6uqzzs07bpwmoowvbov">
         <w:r>
           <w:rPr>
             <w:rFonts w:ascii="Arial" w:cs="Arial" w:eastAsia="Arial" w:hAnsi="Arial"/>
@@ -2227,7 +2227,7 @@
         </w:rPr>
         <w:t xml:space="preserve">). To view a copy of this license, visit </w:t>
       </w:r>
-      <w:hyperlink w:history="1" r:id="rIdrwofqajbs-pankegf9dvm">
+      <w:hyperlink w:history="1" r:id="rIdf3q53ptmrs9toheu3kqoc">
         <w:r>
           <w:rPr>
             <w:rFonts w:ascii="Arial" w:cs="Arial" w:eastAsia="Arial" w:hAnsi="Arial"/>

--- a/data/outputs/v2/General_Science/SS1.6_Plant_Growth_and_Development/General_Science_Plant_Growth_and_Development_FinalExplanation_TeacherKey.docx
+++ b/data/outputs/v2/General_Science/SS1.6_Plant_Growth_and_Development/General_Science_Plant_Growth_and_Development_FinalExplanation_TeacherKey.docx
@@ -2187,7 +2187,7 @@
         </w:rPr>
         <w:t xml:space="preserve">© 2026 SeaVuria and ARES. This work is licensed under a </w:t>
       </w:r>
-      <w:hyperlink w:history="1" r:id="rIdlgwhzdoqspisy5rabma1u">
+      <w:hyperlink w:history="1" r:id="rIdkhlzq_isbsq8cmcrp0r2f">
         <w:r>
           <w:rPr>
             <w:rFonts w:ascii="Arial" w:cs="Arial" w:eastAsia="Arial" w:hAnsi="Arial"/>
@@ -2207,7 +2207,7 @@
         </w:rPr>
         <w:t xml:space="preserve"> (</w:t>
       </w:r>
-      <w:hyperlink w:history="1" r:id="rIdnf6uqzzs07bpwmoowvbov">
+      <w:hyperlink w:history="1" r:id="rIdwt2bwx8wt1vsen5vdo4qw">
         <w:r>
           <w:rPr>
             <w:rFonts w:ascii="Arial" w:cs="Arial" w:eastAsia="Arial" w:hAnsi="Arial"/>
@@ -2227,7 +2227,7 @@
         </w:rPr>
         <w:t xml:space="preserve">). To view a copy of this license, visit </w:t>
       </w:r>
-      <w:hyperlink w:history="1" r:id="rIdf3q53ptmrs9toheu3kqoc">
+      <w:hyperlink w:history="1" r:id="rId2g0cgug2ot3tfjd9ougdf">
         <w:r>
           <w:rPr>
             <w:rFonts w:ascii="Arial" w:cs="Arial" w:eastAsia="Arial" w:hAnsi="Arial"/>

--- a/data/outputs/v2/General_Science/SS1.6_Plant_Growth_and_Development/General_Science_Plant_Growth_and_Development_FinalExplanation_TeacherKey.docx
+++ b/data/outputs/v2/General_Science/SS1.6_Plant_Growth_and_Development/General_Science_Plant_Growth_and_Development_FinalExplanation_TeacherKey.docx
@@ -4,6 +4,7 @@
   <w:body>
     <w:p>
       <w:pPr>
+        <w:keepNext w:val="false"/>
         <w:spacing w:after="30" w:before="0"/>
         <w:jc w:val="center"/>
       </w:pPr>
@@ -23,6 +24,7 @@
     </w:p>
     <w:p>
       <w:pPr>
+        <w:keepNext w:val="false"/>
         <w:spacing w:after="60" w:before="0"/>
         <w:jc w:val="center"/>
       </w:pPr>
@@ -81,6 +83,7 @@
           </w:tcPr>
           <w:p>
             <w:pPr>
+              <w:keepNext w:val="false"/>
               <w:spacing w:after="40" w:before="0"/>
               <w:jc w:val="center"/>
             </w:pPr>
@@ -116,6 +119,7 @@
           </w:tcPr>
           <w:p>
             <w:pPr>
+              <w:keepNext w:val="false"/>
               <w:spacing w:after="40" w:before="0"/>
               <w:jc w:val="center"/>
             </w:pPr>
@@ -176,6 +180,7 @@
           </w:tcPr>
           <w:p>
             <w:pPr>
+              <w:keepNext w:val="false"/>
               <w:spacing w:after="40" w:before="0"/>
               <w:jc w:val="center"/>
             </w:pPr>
@@ -210,6 +215,7 @@
           </w:tcPr>
           <w:p>
             <w:pPr>
+              <w:keepNext w:val="false"/>
               <w:spacing w:after="40" w:before="0"/>
               <w:jc w:val="left"/>
             </w:pPr>
@@ -271,6 +277,7 @@
           </w:tcPr>
           <w:p>
             <w:pPr>
+              <w:keepNext/>
               <w:spacing w:after="40" w:before="0"/>
               <w:jc w:val="center"/>
             </w:pPr>
@@ -305,6 +312,7 @@
           </w:tcPr>
           <w:p>
             <w:pPr>
+              <w:keepNext w:val="false"/>
               <w:spacing w:after="40" w:before="0"/>
               <w:jc w:val="left"/>
             </w:pPr>
@@ -324,6 +332,7 @@
           </w:p>
           <w:p>
             <w:pPr>
+              <w:keepNext w:val="false"/>
               <w:spacing w:after="40" w:before="0"/>
               <w:jc w:val="left"/>
             </w:pPr>
@@ -356,6 +365,7 @@
           </w:tcPr>
           <w:p>
             <w:pPr>
+              <w:keepNext w:val="false"/>
               <w:spacing w:after="40" w:before="0"/>
               <w:jc w:val="left"/>
             </w:pPr>
@@ -375,6 +385,7 @@
           </w:p>
           <w:p>
             <w:pPr>
+              <w:keepNext w:val="false"/>
               <w:spacing w:after="40" w:before="0"/>
               <w:jc w:val="left"/>
             </w:pPr>
@@ -394,6 +405,7 @@
           </w:p>
           <w:p>
             <w:pPr>
+              <w:keepNext w:val="false"/>
               <w:spacing w:after="40" w:before="0"/>
               <w:jc w:val="left"/>
             </w:pPr>
@@ -413,6 +425,7 @@
           </w:p>
           <w:p>
             <w:pPr>
+              <w:keepNext w:val="false"/>
               <w:spacing w:after="40" w:before="0"/>
               <w:jc w:val="left"/>
             </w:pPr>
@@ -474,6 +487,7 @@
           </w:tcPr>
           <w:p>
             <w:pPr>
+              <w:keepNext/>
               <w:spacing w:after="40" w:before="0"/>
               <w:jc w:val="center"/>
             </w:pPr>
@@ -508,6 +522,7 @@
           </w:tcPr>
           <w:p>
             <w:pPr>
+              <w:keepNext w:val="false"/>
               <w:spacing w:after="40" w:before="0"/>
               <w:jc w:val="left"/>
             </w:pPr>
@@ -527,6 +542,7 @@
           </w:p>
           <w:p>
             <w:pPr>
+              <w:keepNext w:val="false"/>
               <w:spacing w:after="40" w:before="0"/>
               <w:jc w:val="left"/>
             </w:pPr>
@@ -559,6 +575,7 @@
           </w:tcPr>
           <w:p>
             <w:pPr>
+              <w:keepNext w:val="false"/>
               <w:spacing w:after="40" w:before="0"/>
               <w:jc w:val="left"/>
             </w:pPr>
@@ -578,6 +595,7 @@
           </w:p>
           <w:p>
             <w:pPr>
+              <w:keepNext w:val="false"/>
               <w:spacing w:after="40" w:before="0"/>
               <w:jc w:val="left"/>
             </w:pPr>
@@ -597,6 +615,7 @@
           </w:p>
           <w:p>
             <w:pPr>
+              <w:keepNext w:val="false"/>
               <w:spacing w:after="40" w:before="0"/>
               <w:jc w:val="left"/>
             </w:pPr>
@@ -616,6 +635,7 @@
           </w:p>
           <w:p>
             <w:pPr>
+              <w:keepNext w:val="false"/>
               <w:spacing w:after="40" w:before="0"/>
               <w:jc w:val="left"/>
             </w:pPr>
@@ -677,6 +697,7 @@
           </w:tcPr>
           <w:p>
             <w:pPr>
+              <w:keepNext/>
               <w:spacing w:after="40" w:before="0"/>
               <w:jc w:val="center"/>
             </w:pPr>
@@ -711,6 +732,7 @@
           </w:tcPr>
           <w:p>
             <w:pPr>
+              <w:keepNext w:val="false"/>
               <w:spacing w:after="40" w:before="0"/>
               <w:jc w:val="left"/>
             </w:pPr>
@@ -730,6 +752,7 @@
           </w:p>
           <w:p>
             <w:pPr>
+              <w:keepNext w:val="false"/>
               <w:spacing w:after="40" w:before="0"/>
               <w:jc w:val="left"/>
             </w:pPr>
@@ -762,6 +785,7 @@
           </w:tcPr>
           <w:p>
             <w:pPr>
+              <w:keepNext w:val="false"/>
               <w:spacing w:after="40" w:before="0"/>
               <w:jc w:val="left"/>
             </w:pPr>
@@ -781,6 +805,7 @@
           </w:p>
           <w:p>
             <w:pPr>
+              <w:keepNext w:val="false"/>
               <w:spacing w:after="40" w:before="0"/>
               <w:jc w:val="left"/>
             </w:pPr>
@@ -800,6 +825,7 @@
           </w:p>
           <w:p>
             <w:pPr>
+              <w:keepNext w:val="false"/>
               <w:spacing w:after="40" w:before="0"/>
               <w:jc w:val="left"/>
             </w:pPr>
@@ -819,6 +845,7 @@
           </w:p>
           <w:p>
             <w:pPr>
+              <w:keepNext w:val="false"/>
               <w:spacing w:after="40" w:before="0"/>
               <w:jc w:val="left"/>
             </w:pPr>
@@ -880,6 +907,7 @@
           </w:tcPr>
           <w:p>
             <w:pPr>
+              <w:keepNext/>
               <w:spacing w:after="40" w:before="0"/>
               <w:jc w:val="center"/>
             </w:pPr>
@@ -914,6 +942,7 @@
           </w:tcPr>
           <w:p>
             <w:pPr>
+              <w:keepNext w:val="false"/>
               <w:spacing w:after="40" w:before="0"/>
               <w:jc w:val="left"/>
             </w:pPr>
@@ -946,6 +975,7 @@
           </w:tcPr>
           <w:p>
             <w:pPr>
+              <w:keepNext w:val="false"/>
               <w:spacing w:after="40" w:before="0"/>
               <w:jc w:val="left"/>
             </w:pPr>
@@ -965,6 +995,7 @@
           </w:p>
           <w:p>
             <w:pPr>
+              <w:keepNext w:val="false"/>
               <w:spacing w:after="40" w:before="0"/>
               <w:jc w:val="left"/>
             </w:pPr>
@@ -984,6 +1015,7 @@
           </w:p>
           <w:p>
             <w:pPr>
+              <w:keepNext w:val="false"/>
               <w:spacing w:after="40" w:before="0"/>
               <w:jc w:val="left"/>
             </w:pPr>
@@ -1003,6 +1035,7 @@
           </w:p>
           <w:p>
             <w:pPr>
+              <w:keepNext w:val="false"/>
               <w:spacing w:after="40" w:before="0"/>
               <w:jc w:val="left"/>
             </w:pPr>
@@ -1064,6 +1097,7 @@
           </w:tcPr>
           <w:p>
             <w:pPr>
+              <w:keepNext/>
               <w:spacing w:after="40" w:before="0"/>
               <w:jc w:val="center"/>
             </w:pPr>
@@ -1098,6 +1132,7 @@
           </w:tcPr>
           <w:p>
             <w:pPr>
+              <w:keepNext w:val="false"/>
               <w:spacing w:after="40" w:before="0"/>
               <w:jc w:val="left"/>
             </w:pPr>
@@ -1117,6 +1152,7 @@
           </w:p>
           <w:p>
             <w:pPr>
+              <w:keepNext w:val="false"/>
               <w:spacing w:after="40" w:before="0"/>
               <w:jc w:val="left"/>
             </w:pPr>
@@ -1149,6 +1185,7 @@
           </w:tcPr>
           <w:p>
             <w:pPr>
+              <w:keepNext w:val="false"/>
               <w:spacing w:after="40" w:before="0"/>
               <w:jc w:val="left"/>
             </w:pPr>
@@ -1168,6 +1205,7 @@
           </w:p>
           <w:p>
             <w:pPr>
+              <w:keepNext w:val="false"/>
               <w:spacing w:after="40" w:before="0"/>
               <w:jc w:val="left"/>
             </w:pPr>
@@ -1187,6 +1225,7 @@
           </w:p>
           <w:p>
             <w:pPr>
+              <w:keepNext w:val="false"/>
               <w:spacing w:after="40" w:before="0"/>
               <w:jc w:val="left"/>
             </w:pPr>
@@ -1206,6 +1245,7 @@
           </w:p>
           <w:p>
             <w:pPr>
+              <w:keepNext w:val="false"/>
               <w:spacing w:after="40" w:before="0"/>
               <w:jc w:val="left"/>
             </w:pPr>
@@ -1269,6 +1309,7 @@
           </w:tcPr>
           <w:p>
             <w:pPr>
+              <w:keepNext w:val="false"/>
               <w:spacing w:after="40" w:before="0"/>
               <w:jc w:val="center"/>
             </w:pPr>
@@ -1303,6 +1344,7 @@
           </w:tcPr>
           <w:p>
             <w:pPr>
+              <w:keepNext w:val="false"/>
               <w:spacing w:after="40" w:before="0"/>
               <w:jc w:val="left"/>
             </w:pPr>
@@ -1335,6 +1377,7 @@
           </w:tcPr>
           <w:p>
             <w:pPr>
+              <w:keepNext w:val="false"/>
               <w:spacing w:after="40" w:before="0"/>
               <w:jc w:val="left"/>
             </w:pPr>
@@ -1367,6 +1410,7 @@
           </w:tcPr>
           <w:p>
             <w:pPr>
+              <w:keepNext w:val="false"/>
               <w:spacing w:after="40" w:before="0"/>
               <w:jc w:val="left"/>
             </w:pPr>
@@ -1399,6 +1443,7 @@
           </w:tcPr>
           <w:p>
             <w:pPr>
+              <w:keepNext w:val="false"/>
               <w:spacing w:after="40" w:before="0"/>
               <w:jc w:val="left"/>
             </w:pPr>
@@ -1433,6 +1478,7 @@
           </w:tcPr>
           <w:p>
             <w:pPr>
+              <w:keepNext w:val="false"/>
               <w:spacing w:after="40" w:before="0"/>
               <w:jc w:val="left"/>
             </w:pPr>
@@ -1465,6 +1511,7 @@
           </w:tcPr>
           <w:p>
             <w:pPr>
+              <w:keepNext w:val="false"/>
               <w:spacing w:after="40" w:before="0"/>
               <w:jc w:val="left"/>
             </w:pPr>
@@ -1497,6 +1544,7 @@
           </w:tcPr>
           <w:p>
             <w:pPr>
+              <w:keepNext w:val="false"/>
               <w:spacing w:after="40" w:before="0"/>
               <w:jc w:val="left"/>
             </w:pPr>
@@ -1529,6 +1577,7 @@
           </w:tcPr>
           <w:p>
             <w:pPr>
+              <w:keepNext w:val="false"/>
               <w:spacing w:after="40" w:before="0"/>
               <w:jc w:val="left"/>
             </w:pPr>
@@ -1563,6 +1612,7 @@
           </w:tcPr>
           <w:p>
             <w:pPr>
+              <w:keepNext w:val="false"/>
               <w:spacing w:after="40" w:before="0"/>
               <w:jc w:val="left"/>
             </w:pPr>
@@ -1595,6 +1645,7 @@
           </w:tcPr>
           <w:p>
             <w:pPr>
+              <w:keepNext w:val="false"/>
               <w:spacing w:after="40" w:before="0"/>
               <w:jc w:val="left"/>
             </w:pPr>
@@ -1627,6 +1678,7 @@
           </w:tcPr>
           <w:p>
             <w:pPr>
+              <w:keepNext w:val="false"/>
               <w:spacing w:after="40" w:before="0"/>
               <w:jc w:val="left"/>
             </w:pPr>
@@ -1659,6 +1711,7 @@
           </w:tcPr>
           <w:p>
             <w:pPr>
+              <w:keepNext w:val="false"/>
               <w:spacing w:after="40" w:before="0"/>
               <w:jc w:val="left"/>
             </w:pPr>
@@ -1693,6 +1746,7 @@
           </w:tcPr>
           <w:p>
             <w:pPr>
+              <w:keepNext w:val="false"/>
               <w:spacing w:after="40" w:before="0"/>
               <w:jc w:val="left"/>
             </w:pPr>
@@ -1725,6 +1779,7 @@
           </w:tcPr>
           <w:p>
             <w:pPr>
+              <w:keepNext w:val="false"/>
               <w:spacing w:after="40" w:before="0"/>
               <w:jc w:val="left"/>
             </w:pPr>
@@ -1757,6 +1812,7 @@
           </w:tcPr>
           <w:p>
             <w:pPr>
+              <w:keepNext w:val="false"/>
               <w:spacing w:after="40" w:before="0"/>
               <w:jc w:val="left"/>
             </w:pPr>
@@ -1789,6 +1845,7 @@
           </w:tcPr>
           <w:p>
             <w:pPr>
+              <w:keepNext w:val="false"/>
               <w:spacing w:after="40" w:before="0"/>
               <w:jc w:val="left"/>
             </w:pPr>
@@ -1823,6 +1880,7 @@
           </w:tcPr>
           <w:p>
             <w:pPr>
+              <w:keepNext w:val="false"/>
               <w:spacing w:after="40" w:before="0"/>
               <w:jc w:val="left"/>
             </w:pPr>
@@ -1855,6 +1913,7 @@
           </w:tcPr>
           <w:p>
             <w:pPr>
+              <w:keepNext w:val="false"/>
               <w:spacing w:after="40" w:before="0"/>
               <w:jc w:val="left"/>
             </w:pPr>
@@ -1887,6 +1946,7 @@
           </w:tcPr>
           <w:p>
             <w:pPr>
+              <w:keepNext w:val="false"/>
               <w:spacing w:after="40" w:before="0"/>
               <w:jc w:val="left"/>
             </w:pPr>
@@ -1919,6 +1979,7 @@
           </w:tcPr>
           <w:p>
             <w:pPr>
+              <w:keepNext w:val="false"/>
               <w:spacing w:after="40" w:before="0"/>
               <w:jc w:val="left"/>
             </w:pPr>
@@ -1953,6 +2014,7 @@
           </w:tcPr>
           <w:p>
             <w:pPr>
+              <w:keepNext w:val="false"/>
               <w:spacing w:after="40" w:before="0"/>
               <w:jc w:val="left"/>
             </w:pPr>
@@ -1985,6 +2047,7 @@
           </w:tcPr>
           <w:p>
             <w:pPr>
+              <w:keepNext w:val="false"/>
               <w:spacing w:after="40" w:before="0"/>
               <w:jc w:val="left"/>
             </w:pPr>
@@ -2017,6 +2080,7 @@
           </w:tcPr>
           <w:p>
             <w:pPr>
+              <w:keepNext w:val="false"/>
               <w:spacing w:after="40" w:before="0"/>
               <w:jc w:val="left"/>
             </w:pPr>
@@ -2049,6 +2113,7 @@
           </w:tcPr>
           <w:p>
             <w:pPr>
+              <w:keepNext w:val="false"/>
               <w:spacing w:after="40" w:before="0"/>
               <w:jc w:val="left"/>
             </w:pPr>
@@ -2187,7 +2252,7 @@
         </w:rPr>
         <w:t xml:space="preserve">© 2026 SeaVuria and ARES. This work is licensed under a </w:t>
       </w:r>
-      <w:hyperlink w:history="1" r:id="rIdkhlzq_isbsq8cmcrp0r2f">
+      <w:hyperlink w:history="1" r:id="rIdk1in2nyy7ax0nyzxh6nja">
         <w:r>
           <w:rPr>
             <w:rFonts w:ascii="Arial" w:cs="Arial" w:eastAsia="Arial" w:hAnsi="Arial"/>
@@ -2207,7 +2272,7 @@
         </w:rPr>
         <w:t xml:space="preserve"> (</w:t>
       </w:r>
-      <w:hyperlink w:history="1" r:id="rIdwt2bwx8wt1vsen5vdo4qw">
+      <w:hyperlink w:history="1" r:id="rIdn-u--gt7k6l0jlkxt1f-o">
         <w:r>
           <w:rPr>
             <w:rFonts w:ascii="Arial" w:cs="Arial" w:eastAsia="Arial" w:hAnsi="Arial"/>
@@ -2227,7 +2292,7 @@
         </w:rPr>
         <w:t xml:space="preserve">). To view a copy of this license, visit </w:t>
       </w:r>
-      <w:hyperlink w:history="1" r:id="rId2g0cgug2ot3tfjd9ougdf">
+      <w:hyperlink w:history="1" r:id="rIdrxfk45a9v29b1gcag4qeu">
         <w:r>
           <w:rPr>
             <w:rFonts w:ascii="Arial" w:cs="Arial" w:eastAsia="Arial" w:hAnsi="Arial"/>

--- a/data/outputs/v2/General_Science/SS1.6_Plant_Growth_and_Development/General_Science_Plant_Growth_and_Development_FinalExplanation_TeacherKey.docx
+++ b/data/outputs/v2/General_Science/SS1.6_Plant_Growth_and_Development/General_Science_Plant_Growth_and_Development_FinalExplanation_TeacherKey.docx
@@ -2252,7 +2252,7 @@
         </w:rPr>
         <w:t xml:space="preserve">© 2026 SeaVuria and ARES. This work is licensed under a </w:t>
       </w:r>
-      <w:hyperlink w:history="1" r:id="rIdk1in2nyy7ax0nyzxh6nja">
+      <w:hyperlink w:history="1" r:id="rIdvjv5cqfw_1uoqgxidz1ls">
         <w:r>
           <w:rPr>
             <w:rFonts w:ascii="Arial" w:cs="Arial" w:eastAsia="Arial" w:hAnsi="Arial"/>
@@ -2272,7 +2272,7 @@
         </w:rPr>
         <w:t xml:space="preserve"> (</w:t>
       </w:r>
-      <w:hyperlink w:history="1" r:id="rIdn-u--gt7k6l0jlkxt1f-o">
+      <w:hyperlink w:history="1" r:id="rIdozjt_jdhnvaabofqnoqgd">
         <w:r>
           <w:rPr>
             <w:rFonts w:ascii="Arial" w:cs="Arial" w:eastAsia="Arial" w:hAnsi="Arial"/>
@@ -2292,7 +2292,7 @@
         </w:rPr>
         <w:t xml:space="preserve">). To view a copy of this license, visit </w:t>
       </w:r>
-      <w:hyperlink w:history="1" r:id="rIdrxfk45a9v29b1gcag4qeu">
+      <w:hyperlink w:history="1" r:id="rIdxntawwifjojl_xiclkpzq">
         <w:r>
           <w:rPr>
             <w:rFonts w:ascii="Arial" w:cs="Arial" w:eastAsia="Arial" w:hAnsi="Arial"/>
